--- a/Revised_KB_Documents/Instructions for Android Mobility printing.docx
+++ b/Revised_KB_Documents/Instructions for Android Mobility printing.docx
@@ -322,51 +322,15 @@
       <w:r>
         <w:rPr>
           <w:rFonts w:ascii="Calibri" w:hAnsi="Calibri"/>
-          <w:b w:val="0"/>
-          <w:i w:val="0"/>
           <w:sz w:val="22"/>
         </w:rPr>
-        <w:t xml:space="preserve">Go to the Mobility </w:t>
-      </w:r>
-      <w:r>
-        <w:rPr>
-          <w:rFonts w:ascii="Calibri" w:hAnsi="Calibri"/>
-          <w:b/>
-          <w:i w:val="0"/>
-          <w:sz w:val="22"/>
-        </w:rPr>
-        <w:t>Print</w:t>
-      </w:r>
-      <w:r>
-        <w:rPr>
-          <w:rFonts w:ascii="Calibri" w:hAnsi="Calibri"/>
-          <w:b w:val="0"/>
-          <w:i w:val="0"/>
-          <w:sz w:val="22"/>
-        </w:rPr>
-        <w:t xml:space="preserve"> app</w:t>
-      </w:r>
-      <w:r>
-        <w:rPr>
-          <w:rFonts w:ascii="Calibri" w:hAnsi="Calibri"/>
-          <w:b w:val="0"/>
-          <w:i w:val="0"/>
-          <w:sz w:val="22"/>
-        </w:rPr>
+        <w:t>Go to the Mobility Print app</w:t>
         <w:br/>
-      </w:r>
-      <w:r>
-        <w:rPr>
-          <w:rFonts w:ascii="Calibri" w:hAnsi="Calibri"/>
-          <w:b w:val="0"/>
-          <w:i w:val="0"/>
-          <w:sz w:val="22"/>
-        </w:rPr>
         <w:br/>
         <w:tab/>
         <w:t>[</w:t>
       </w:r>
-      <w:hyperlink r:id="rId10">
+      <w:hyperlink r:id="rId11">
         <w:r>
           <w:rPr>
             <w:color w:val="0000FF"/>
@@ -378,8 +342,6 @@
       <w:r>
         <w:rPr>
           <w:rFonts w:ascii="Calibri" w:hAnsi="Calibri"/>
-          <w:b w:val="0"/>
-          <w:i w:val="0"/>
           <w:sz w:val="22"/>
         </w:rPr>
         <w:t>]</w:t>
